--- a/docs/answers/as-rationalizingthedenominator.docx
+++ b/docs/answers/as-rationalizingthedenominator.docx
@@ -52,7 +52,7 @@
         </w:rPr>
         <w:t xml:space="preserve"> </w:t>
       </w:r>
-      <w:hyperlink r:id="rId20">
+      <w:hyperlink r:id="rId9">
         <w:r>
           <w:rPr>
             <w:rStyle w:val="Hyperlink"/>
@@ -82,7 +82,7 @@
         <w:t xml:space="preserve">Please attempt the questions before reading these answers!</w:t>
       </w:r>
     </w:p>
-    <w:bookmarkStart w:id="21" w:name="q1"/>
+    <w:bookmarkStart w:id="10" w:name="q1"/>
     <w:p>
       <w:pPr>
         <w:pStyle w:val="Heading2"/>
@@ -1255,8 +1255,8 @@
         </w:pict>
       </w:r>
     </w:p>
-    <w:bookmarkEnd w:id="21"/>
-    <w:bookmarkStart w:id="22" w:name="q2"/>
+    <w:bookmarkEnd w:id="10"/>
+    <w:bookmarkStart w:id="11" w:name="q2"/>
     <w:p>
       <w:pPr>
         <w:pStyle w:val="Heading2"/>
@@ -2876,8 +2876,8 @@
         </w:pict>
       </w:r>
     </w:p>
-    <w:bookmarkEnd w:id="22"/>
-    <w:bookmarkStart w:id="23" w:name="q3"/>
+    <w:bookmarkEnd w:id="11"/>
+    <w:bookmarkStart w:id="12" w:name="q3"/>
     <w:p>
       <w:pPr>
         <w:pStyle w:val="Heading2"/>
@@ -3215,131 +3215,137 @@
                   </m:r>
                 </m:e>
               </m:rad>
-              <m:d>
-                <m:dPr>
-                  <m:begChr m:val="("/>
-                  <m:sepChr m:val=""/>
-                  <m:endChr m:val=")"/>
-                  <m:grow/>
-                </m:dPr>
-                <m:e>
-                  <m:r>
-                    <m:t>2</m:t>
-                  </m:r>
-                  <m:rad>
-                    <m:radPr>
-                      <m:degHide m:val="on"/>
-                    </m:radPr>
-                    <m:deg/>
-                    <m:e>
-                      <m:r>
-                        <m:t>3</m:t>
-                      </m:r>
-                    </m:e>
-                  </m:rad>
-                  <m:r>
-                    <m:rPr>
-                      <m:sty m:val="p"/>
-                    </m:rPr>
-                    <m:t>−</m:t>
-                  </m:r>
-                  <m:rad>
-                    <m:radPr>
-                      <m:degHide m:val="on"/>
-                    </m:radPr>
-                    <m:deg/>
-                    <m:e>
-                      <m:r>
-                        <m:t>5</m:t>
-                      </m:r>
-                    </m:e>
-                  </m:rad>
-                </m:e>
-              </m:d>
+              <m:r>
+                <m:rPr>
+                  <m:sty m:val="p"/>
+                </m:rPr>
+                <m:t>(</m:t>
+              </m:r>
+              <m:r>
+                <m:t>2</m:t>
+              </m:r>
+              <m:rad>
+                <m:radPr>
+                  <m:degHide m:val="on"/>
+                </m:radPr>
+                <m:deg/>
+                <m:e>
+                  <m:r>
+                    <m:t>3</m:t>
+                  </m:r>
+                </m:e>
+              </m:rad>
+              <m:r>
+                <m:rPr>
+                  <m:sty m:val="p"/>
+                </m:rPr>
+                <m:t>−</m:t>
+              </m:r>
+              <m:rad>
+                <m:radPr>
+                  <m:degHide m:val="on"/>
+                </m:radPr>
+                <m:deg/>
+                <m:e>
+                  <m:r>
+                    <m:t>5</m:t>
+                  </m:r>
+                </m:e>
+              </m:rad>
+              <m:r>
+                <m:rPr>
+                  <m:sty m:val="p"/>
+                </m:rPr>
+                <m:t>)</m:t>
+              </m:r>
             </m:num>
             <m:den>
-              <m:d>
-                <m:dPr>
-                  <m:begChr m:val="("/>
-                  <m:sepChr m:val=""/>
-                  <m:endChr m:val=")"/>
-                  <m:grow/>
-                </m:dPr>
-                <m:e>
-                  <m:r>
-                    <m:t>2</m:t>
-                  </m:r>
-                  <m:rad>
-                    <m:radPr>
-                      <m:degHide m:val="on"/>
-                    </m:radPr>
-                    <m:deg/>
-                    <m:e>
-                      <m:r>
-                        <m:t>3</m:t>
-                      </m:r>
-                    </m:e>
-                  </m:rad>
-                  <m:r>
-                    <m:rPr>
-                      <m:sty m:val="p"/>
-                    </m:rPr>
-                    <m:t>+</m:t>
-                  </m:r>
-                  <m:rad>
-                    <m:radPr>
-                      <m:degHide m:val="on"/>
-                    </m:radPr>
-                    <m:deg/>
-                    <m:e>
-                      <m:r>
-                        <m:t>5</m:t>
-                      </m:r>
-                    </m:e>
-                  </m:rad>
-                </m:e>
-              </m:d>
-              <m:d>
-                <m:dPr>
-                  <m:begChr m:val="("/>
-                  <m:sepChr m:val=""/>
-                  <m:endChr m:val=")"/>
-                  <m:grow/>
-                </m:dPr>
-                <m:e>
-                  <m:r>
-                    <m:t>2</m:t>
-                  </m:r>
-                  <m:rad>
-                    <m:radPr>
-                      <m:degHide m:val="on"/>
-                    </m:radPr>
-                    <m:deg/>
-                    <m:e>
-                      <m:r>
-                        <m:t>3</m:t>
-                      </m:r>
-                    </m:e>
-                  </m:rad>
-                  <m:r>
-                    <m:rPr>
-                      <m:sty m:val="p"/>
-                    </m:rPr>
-                    <m:t>−</m:t>
-                  </m:r>
-                  <m:rad>
-                    <m:radPr>
-                      <m:degHide m:val="on"/>
-                    </m:radPr>
-                    <m:deg/>
-                    <m:e>
-                      <m:r>
-                        <m:t>5</m:t>
-                      </m:r>
-                    </m:e>
-                  </m:rad>
-                </m:e>
-              </m:d>
+              <m:r>
+                <m:rPr>
+                  <m:sty m:val="p"/>
+                </m:rPr>
+                <m:t>(</m:t>
+              </m:r>
+              <m:r>
+                <m:t>2</m:t>
+              </m:r>
+              <m:rad>
+                <m:radPr>
+                  <m:degHide m:val="on"/>
+                </m:radPr>
+                <m:deg/>
+                <m:e>
+                  <m:r>
+                    <m:t>3</m:t>
+                  </m:r>
+                </m:e>
+              </m:rad>
+              <m:r>
+                <m:rPr>
+                  <m:sty m:val="p"/>
+                </m:rPr>
+                <m:t>+</m:t>
+              </m:r>
+              <m:rad>
+                <m:radPr>
+                  <m:degHide m:val="on"/>
+                </m:radPr>
+                <m:deg/>
+                <m:e>
+                  <m:r>
+                    <m:t>5</m:t>
+                  </m:r>
+                </m:e>
+              </m:rad>
+              <m:r>
+                <m:rPr>
+                  <m:sty m:val="p"/>
+                </m:rPr>
+                <m:t>)</m:t>
+              </m:r>
+              <m:r>
+                <m:rPr>
+                  <m:sty m:val="p"/>
+                </m:rPr>
+                <m:t>(</m:t>
+              </m:r>
+              <m:r>
+                <m:t>2</m:t>
+              </m:r>
+              <m:rad>
+                <m:radPr>
+                  <m:degHide m:val="on"/>
+                </m:radPr>
+                <m:deg/>
+                <m:e>
+                  <m:r>
+                    <m:t>3</m:t>
+                  </m:r>
+                </m:e>
+              </m:rad>
+              <m:r>
+                <m:rPr>
+                  <m:sty m:val="p"/>
+                </m:rPr>
+                <m:t>−</m:t>
+              </m:r>
+              <m:rad>
+                <m:radPr>
+                  <m:degHide m:val="on"/>
+                </m:radPr>
+                <m:deg/>
+                <m:e>
+                  <m:r>
+                    <m:t>5</m:t>
+                  </m:r>
+                </m:e>
+              </m:rad>
+              <m:r>
+                <m:rPr>
+                  <m:sty m:val="p"/>
+                </m:rPr>
+                <m:t>)</m:t>
+              </m:r>
             </m:den>
           </m:f>
         </m:oMath>
@@ -3378,131 +3384,137 @@
                   </m:r>
                 </m:e>
               </m:rad>
-              <m:d>
-                <m:dPr>
-                  <m:begChr m:val="("/>
-                  <m:sepChr m:val=""/>
-                  <m:endChr m:val=")"/>
-                  <m:grow/>
-                </m:dPr>
-                <m:e>
-                  <m:r>
-                    <m:t>2</m:t>
-                  </m:r>
-                  <m:rad>
-                    <m:radPr>
-                      <m:degHide m:val="on"/>
-                    </m:radPr>
-                    <m:deg/>
-                    <m:e>
-                      <m:r>
-                        <m:t>3</m:t>
-                      </m:r>
-                    </m:e>
-                  </m:rad>
-                  <m:r>
-                    <m:rPr>
-                      <m:sty m:val="p"/>
-                    </m:rPr>
-                    <m:t>−</m:t>
-                  </m:r>
-                  <m:rad>
-                    <m:radPr>
-                      <m:degHide m:val="on"/>
-                    </m:radPr>
-                    <m:deg/>
-                    <m:e>
-                      <m:r>
-                        <m:t>5</m:t>
-                      </m:r>
-                    </m:e>
-                  </m:rad>
-                </m:e>
-              </m:d>
+              <m:r>
+                <m:rPr>
+                  <m:sty m:val="p"/>
+                </m:rPr>
+                <m:t>(</m:t>
+              </m:r>
+              <m:r>
+                <m:t>2</m:t>
+              </m:r>
+              <m:rad>
+                <m:radPr>
+                  <m:degHide m:val="on"/>
+                </m:radPr>
+                <m:deg/>
+                <m:e>
+                  <m:r>
+                    <m:t>3</m:t>
+                  </m:r>
+                </m:e>
+              </m:rad>
+              <m:r>
+                <m:rPr>
+                  <m:sty m:val="p"/>
+                </m:rPr>
+                <m:t>−</m:t>
+              </m:r>
+              <m:rad>
+                <m:radPr>
+                  <m:degHide m:val="on"/>
+                </m:radPr>
+                <m:deg/>
+                <m:e>
+                  <m:r>
+                    <m:t>5</m:t>
+                  </m:r>
+                </m:e>
+              </m:rad>
+              <m:r>
+                <m:rPr>
+                  <m:sty m:val="p"/>
+                </m:rPr>
+                <m:t>)</m:t>
+              </m:r>
             </m:num>
             <m:den>
-              <m:d>
-                <m:dPr>
-                  <m:begChr m:val="("/>
-                  <m:sepChr m:val=""/>
-                  <m:endChr m:val=")"/>
-                  <m:grow/>
-                </m:dPr>
-                <m:e>
-                  <m:r>
-                    <m:t>2</m:t>
-                  </m:r>
-                  <m:rad>
-                    <m:radPr>
-                      <m:degHide m:val="on"/>
-                    </m:radPr>
-                    <m:deg/>
-                    <m:e>
-                      <m:r>
-                        <m:t>3</m:t>
-                      </m:r>
-                    </m:e>
-                  </m:rad>
-                  <m:r>
-                    <m:rPr>
-                      <m:sty m:val="p"/>
-                    </m:rPr>
-                    <m:t>+</m:t>
-                  </m:r>
-                  <m:rad>
-                    <m:radPr>
-                      <m:degHide m:val="on"/>
-                    </m:radPr>
-                    <m:deg/>
-                    <m:e>
-                      <m:r>
-                        <m:t>5</m:t>
-                      </m:r>
-                    </m:e>
-                  </m:rad>
-                </m:e>
-              </m:d>
-              <m:d>
-                <m:dPr>
-                  <m:begChr m:val="("/>
-                  <m:sepChr m:val=""/>
-                  <m:endChr m:val=")"/>
-                  <m:grow/>
-                </m:dPr>
-                <m:e>
-                  <m:r>
-                    <m:t>2</m:t>
-                  </m:r>
-                  <m:rad>
-                    <m:radPr>
-                      <m:degHide m:val="on"/>
-                    </m:radPr>
-                    <m:deg/>
-                    <m:e>
-                      <m:r>
-                        <m:t>3</m:t>
-                      </m:r>
-                    </m:e>
-                  </m:rad>
-                  <m:r>
-                    <m:rPr>
-                      <m:sty m:val="p"/>
-                    </m:rPr>
-                    <m:t>−</m:t>
-                  </m:r>
-                  <m:rad>
-                    <m:radPr>
-                      <m:degHide m:val="on"/>
-                    </m:radPr>
-                    <m:deg/>
-                    <m:e>
-                      <m:r>
-                        <m:t>5</m:t>
-                      </m:r>
-                    </m:e>
-                  </m:rad>
-                </m:e>
-              </m:d>
+              <m:r>
+                <m:rPr>
+                  <m:sty m:val="p"/>
+                </m:rPr>
+                <m:t>(</m:t>
+              </m:r>
+              <m:r>
+                <m:t>2</m:t>
+              </m:r>
+              <m:rad>
+                <m:radPr>
+                  <m:degHide m:val="on"/>
+                </m:radPr>
+                <m:deg/>
+                <m:e>
+                  <m:r>
+                    <m:t>3</m:t>
+                  </m:r>
+                </m:e>
+              </m:rad>
+              <m:r>
+                <m:rPr>
+                  <m:sty m:val="p"/>
+                </m:rPr>
+                <m:t>+</m:t>
+              </m:r>
+              <m:rad>
+                <m:radPr>
+                  <m:degHide m:val="on"/>
+                </m:radPr>
+                <m:deg/>
+                <m:e>
+                  <m:r>
+                    <m:t>5</m:t>
+                  </m:r>
+                </m:e>
+              </m:rad>
+              <m:r>
+                <m:rPr>
+                  <m:sty m:val="p"/>
+                </m:rPr>
+                <m:t>)</m:t>
+              </m:r>
+              <m:r>
+                <m:rPr>
+                  <m:sty m:val="p"/>
+                </m:rPr>
+                <m:t>(</m:t>
+              </m:r>
+              <m:r>
+                <m:t>2</m:t>
+              </m:r>
+              <m:rad>
+                <m:radPr>
+                  <m:degHide m:val="on"/>
+                </m:radPr>
+                <m:deg/>
+                <m:e>
+                  <m:r>
+                    <m:t>3</m:t>
+                  </m:r>
+                </m:e>
+              </m:rad>
+              <m:r>
+                <m:rPr>
+                  <m:sty m:val="p"/>
+                </m:rPr>
+                <m:t>−</m:t>
+              </m:r>
+              <m:rad>
+                <m:radPr>
+                  <m:degHide m:val="on"/>
+                </m:radPr>
+                <m:deg/>
+                <m:e>
+                  <m:r>
+                    <m:t>5</m:t>
+                  </m:r>
+                </m:e>
+              </m:rad>
+              <m:r>
+                <m:rPr>
+                  <m:sty m:val="p"/>
+                </m:rPr>
+                <m:t>)</m:t>
+              </m:r>
             </m:den>
           </m:f>
           <m:r>
@@ -3549,32 +3561,34 @@
               </m:rad>
             </m:num>
             <m:den>
+              <m:r>
+                <m:rPr>
+                  <m:sty m:val="p"/>
+                </m:rPr>
+                <m:t>(</m:t>
+              </m:r>
+              <m:r>
+                <m:t>2</m:t>
+              </m:r>
+              <m:rad>
+                <m:radPr>
+                  <m:degHide m:val="on"/>
+                </m:radPr>
+                <m:deg/>
+                <m:e>
+                  <m:r>
+                    <m:t>3</m:t>
+                  </m:r>
+                </m:e>
+              </m:rad>
               <m:sSup>
                 <m:e>
-                  <m:d>
-                    <m:dPr>
-                      <m:begChr m:val="("/>
-                      <m:sepChr m:val=""/>
-                      <m:endChr m:val=")"/>
-                      <m:grow/>
-                    </m:dPr>
-                    <m:e>
-                      <m:r>
-                        <m:t>2</m:t>
-                      </m:r>
-                      <m:rad>
-                        <m:radPr>
-                          <m:degHide m:val="on"/>
-                        </m:radPr>
-                        <m:deg/>
-                        <m:e>
-                          <m:r>
-                            <m:t>3</m:t>
-                          </m:r>
-                        </m:e>
-                      </m:rad>
-                    </m:e>
-                  </m:d>
+                  <m:r>
+                    <m:rPr>
+                      <m:sty m:val="p"/>
+                    </m:rPr>
+                    <m:t>)</m:t>
+                  </m:r>
                 </m:e>
                 <m:sup>
                   <m:r>
@@ -3628,29 +3642,31 @@
                 </m:rPr>
                 <m:t>−</m:t>
               </m:r>
+              <m:r>
+                <m:rPr>
+                  <m:sty m:val="p"/>
+                </m:rPr>
+                <m:t>(</m:t>
+              </m:r>
+              <m:rad>
+                <m:radPr>
+                  <m:degHide m:val="on"/>
+                </m:radPr>
+                <m:deg/>
+                <m:e>
+                  <m:r>
+                    <m:t>5</m:t>
+                  </m:r>
+                </m:e>
+              </m:rad>
               <m:sSup>
                 <m:e>
-                  <m:d>
-                    <m:dPr>
-                      <m:begChr m:val="("/>
-                      <m:sepChr m:val=""/>
-                      <m:endChr m:val=")"/>
-                      <m:grow/>
-                    </m:dPr>
-                    <m:e>
-                      <m:rad>
-                        <m:radPr>
-                          <m:degHide m:val="on"/>
-                        </m:radPr>
-                        <m:deg/>
-                        <m:e>
-                          <m:r>
-                            <m:t>5</m:t>
-                          </m:r>
-                        </m:e>
-                      </m:rad>
-                    </m:e>
-                  </m:d>
+                  <m:r>
+                    <m:rPr>
+                      <m:sty m:val="p"/>
+                    </m:rPr>
+                    <m:t>)</m:t>
+                  </m:r>
                 </m:e>
                 <m:sup>
                   <m:r>
@@ -3718,32 +3734,34 @@
               </m:rad>
             </m:num>
             <m:den>
+              <m:r>
+                <m:rPr>
+                  <m:sty m:val="p"/>
+                </m:rPr>
+                <m:t>(</m:t>
+              </m:r>
+              <m:r>
+                <m:t>2</m:t>
+              </m:r>
+              <m:rad>
+                <m:radPr>
+                  <m:degHide m:val="on"/>
+                </m:radPr>
+                <m:deg/>
+                <m:e>
+                  <m:r>
+                    <m:t>3</m:t>
+                  </m:r>
+                </m:e>
+              </m:rad>
               <m:sSup>
                 <m:e>
-                  <m:d>
-                    <m:dPr>
-                      <m:begChr m:val="("/>
-                      <m:sepChr m:val=""/>
-                      <m:endChr m:val=")"/>
-                      <m:grow/>
-                    </m:dPr>
-                    <m:e>
-                      <m:r>
-                        <m:t>2</m:t>
-                      </m:r>
-                      <m:rad>
-                        <m:radPr>
-                          <m:degHide m:val="on"/>
-                        </m:radPr>
-                        <m:deg/>
-                        <m:e>
-                          <m:r>
-                            <m:t>3</m:t>
-                          </m:r>
-                        </m:e>
-                      </m:rad>
-                    </m:e>
-                  </m:d>
+                  <m:r>
+                    <m:rPr>
+                      <m:sty m:val="p"/>
+                    </m:rPr>
+                    <m:t>)</m:t>
+                  </m:r>
                 </m:e>
                 <m:sup>
                   <m:r>
@@ -3797,29 +3815,31 @@
                 </m:rPr>
                 <m:t>−</m:t>
               </m:r>
+              <m:r>
+                <m:rPr>
+                  <m:sty m:val="p"/>
+                </m:rPr>
+                <m:t>(</m:t>
+              </m:r>
+              <m:rad>
+                <m:radPr>
+                  <m:degHide m:val="on"/>
+                </m:radPr>
+                <m:deg/>
+                <m:e>
+                  <m:r>
+                    <m:t>5</m:t>
+                  </m:r>
+                </m:e>
+              </m:rad>
               <m:sSup>
                 <m:e>
-                  <m:d>
-                    <m:dPr>
-                      <m:begChr m:val="("/>
-                      <m:sepChr m:val=""/>
-                      <m:endChr m:val=")"/>
-                      <m:grow/>
-                    </m:dPr>
-                    <m:e>
-                      <m:rad>
-                        <m:radPr>
-                          <m:degHide m:val="on"/>
-                        </m:radPr>
-                        <m:deg/>
-                        <m:e>
-                          <m:r>
-                            <m:t>5</m:t>
-                          </m:r>
-                        </m:e>
-                      </m:rad>
-                    </m:e>
-                  </m:d>
+                  <m:r>
+                    <m:rPr>
+                      <m:sty m:val="p"/>
+                    </m:rPr>
+                    <m:t>)</m:t>
+                  </m:r>
                 </m:e>
                 <m:sup>
                   <m:r>
@@ -3876,19 +3896,21 @@
               <m:r>
                 <m:t>4</m:t>
               </m:r>
-              <m:d>
-                <m:dPr>
-                  <m:begChr m:val="("/>
-                  <m:sepChr m:val=""/>
-                  <m:endChr m:val=")"/>
-                  <m:grow/>
-                </m:dPr>
-                <m:e>
-                  <m:r>
-                    <m:t>3</m:t>
-                  </m:r>
-                </m:e>
-              </m:d>
+              <m:r>
+                <m:rPr>
+                  <m:sty m:val="p"/>
+                </m:rPr>
+                <m:t>(</m:t>
+              </m:r>
+              <m:r>
+                <m:t>3</m:t>
+              </m:r>
+              <m:r>
+                <m:rPr>
+                  <m:sty m:val="p"/>
+                </m:rPr>
+                <m:t>)</m:t>
+              </m:r>
               <m:r>
                 <m:rPr>
                   <m:sty m:val="p"/>
@@ -3961,19 +3983,21 @@
               <m:r>
                 <m:t>4</m:t>
               </m:r>
-              <m:d>
-                <m:dPr>
-                  <m:begChr m:val="("/>
-                  <m:sepChr m:val=""/>
-                  <m:endChr m:val=")"/>
-                  <m:grow/>
-                </m:dPr>
-                <m:e>
-                  <m:r>
-                    <m:t>3</m:t>
-                  </m:r>
-                </m:e>
-              </m:d>
+              <m:r>
+                <m:rPr>
+                  <m:sty m:val="p"/>
+                </m:rPr>
+                <m:t>(</m:t>
+              </m:r>
+              <m:r>
+                <m:t>3</m:t>
+              </m:r>
+              <m:r>
+                <m:rPr>
+                  <m:sty m:val="p"/>
+                </m:rPr>
+                <m:t>)</m:t>
+              </m:r>
               <m:r>
                 <m:rPr>
                   <m:sty m:val="p"/>
@@ -4264,143 +4288,149 @@
                   </m:r>
                 </m:e>
               </m:rad>
-              <m:d>
-                <m:dPr>
-                  <m:begChr m:val="("/>
-                  <m:sepChr m:val=""/>
-                  <m:endChr m:val=")"/>
-                  <m:grow/>
-                </m:dPr>
-                <m:e>
-                  <m:r>
-                    <m:rPr>
-                      <m:sty m:val="p"/>
-                    </m:rPr>
-                    <m:t>−</m:t>
-                  </m:r>
-                  <m:r>
-                    <m:t>2</m:t>
-                  </m:r>
-                  <m:rad>
-                    <m:radPr>
-                      <m:degHide m:val="on"/>
-                    </m:radPr>
-                    <m:deg/>
-                    <m:e>
-                      <m:r>
-                        <m:t>3</m:t>
-                      </m:r>
-                    </m:e>
-                  </m:rad>
-                  <m:r>
-                    <m:rPr>
-                      <m:sty m:val="p"/>
-                    </m:rPr>
-                    <m:t>+</m:t>
-                  </m:r>
-                  <m:rad>
-                    <m:radPr>
-                      <m:degHide m:val="on"/>
-                    </m:radPr>
-                    <m:deg/>
-                    <m:e>
-                      <m:r>
-                        <m:t>5</m:t>
-                      </m:r>
-                    </m:e>
-                  </m:rad>
-                </m:e>
-              </m:d>
+              <m:r>
+                <m:rPr>
+                  <m:sty m:val="p"/>
+                </m:rPr>
+                <m:t>(</m:t>
+              </m:r>
+              <m:r>
+                <m:rPr>
+                  <m:sty m:val="p"/>
+                </m:rPr>
+                <m:t>−</m:t>
+              </m:r>
+              <m:r>
+                <m:t>2</m:t>
+              </m:r>
+              <m:rad>
+                <m:radPr>
+                  <m:degHide m:val="on"/>
+                </m:radPr>
+                <m:deg/>
+                <m:e>
+                  <m:r>
+                    <m:t>3</m:t>
+                  </m:r>
+                </m:e>
+              </m:rad>
+              <m:r>
+                <m:rPr>
+                  <m:sty m:val="p"/>
+                </m:rPr>
+                <m:t>+</m:t>
+              </m:r>
+              <m:rad>
+                <m:radPr>
+                  <m:degHide m:val="on"/>
+                </m:radPr>
+                <m:deg/>
+                <m:e>
+                  <m:r>
+                    <m:t>5</m:t>
+                  </m:r>
+                </m:e>
+              </m:rad>
+              <m:r>
+                <m:rPr>
+                  <m:sty m:val="p"/>
+                </m:rPr>
+                <m:t>)</m:t>
+              </m:r>
             </m:num>
             <m:den>
-              <m:d>
-                <m:dPr>
-                  <m:begChr m:val="("/>
-                  <m:sepChr m:val=""/>
-                  <m:endChr m:val=")"/>
-                  <m:grow/>
-                </m:dPr>
-                <m:e>
-                  <m:r>
-                    <m:t>2</m:t>
-                  </m:r>
-                  <m:rad>
-                    <m:radPr>
-                      <m:degHide m:val="on"/>
-                    </m:radPr>
-                    <m:deg/>
-                    <m:e>
-                      <m:r>
-                        <m:t>3</m:t>
-                      </m:r>
-                    </m:e>
-                  </m:rad>
-                  <m:r>
-                    <m:rPr>
-                      <m:sty m:val="p"/>
-                    </m:rPr>
-                    <m:t>+</m:t>
-                  </m:r>
-                  <m:rad>
-                    <m:radPr>
-                      <m:degHide m:val="on"/>
-                    </m:radPr>
-                    <m:deg/>
-                    <m:e>
-                      <m:r>
-                        <m:t>5</m:t>
-                      </m:r>
-                    </m:e>
-                  </m:rad>
-                </m:e>
-              </m:d>
-              <m:d>
-                <m:dPr>
-                  <m:begChr m:val="("/>
-                  <m:sepChr m:val=""/>
-                  <m:endChr m:val=")"/>
-                  <m:grow/>
-                </m:dPr>
-                <m:e>
-                  <m:r>
-                    <m:rPr>
-                      <m:sty m:val="p"/>
-                    </m:rPr>
-                    <m:t>−</m:t>
-                  </m:r>
-                  <m:r>
-                    <m:t>2</m:t>
-                  </m:r>
-                  <m:rad>
-                    <m:radPr>
-                      <m:degHide m:val="on"/>
-                    </m:radPr>
-                    <m:deg/>
-                    <m:e>
-                      <m:r>
-                        <m:t>3</m:t>
-                      </m:r>
-                    </m:e>
-                  </m:rad>
-                  <m:r>
-                    <m:rPr>
-                      <m:sty m:val="p"/>
-                    </m:rPr>
-                    <m:t>+</m:t>
-                  </m:r>
-                  <m:rad>
-                    <m:radPr>
-                      <m:degHide m:val="on"/>
-                    </m:radPr>
-                    <m:deg/>
-                    <m:e>
-                      <m:r>
-                        <m:t>5</m:t>
-                      </m:r>
-                    </m:e>
-                  </m:rad>
-                </m:e>
-              </m:d>
+              <m:r>
+                <m:rPr>
+                  <m:sty m:val="p"/>
+                </m:rPr>
+                <m:t>(</m:t>
+              </m:r>
+              <m:r>
+                <m:t>2</m:t>
+              </m:r>
+              <m:rad>
+                <m:radPr>
+                  <m:degHide m:val="on"/>
+                </m:radPr>
+                <m:deg/>
+                <m:e>
+                  <m:r>
+                    <m:t>3</m:t>
+                  </m:r>
+                </m:e>
+              </m:rad>
+              <m:r>
+                <m:rPr>
+                  <m:sty m:val="p"/>
+                </m:rPr>
+                <m:t>+</m:t>
+              </m:r>
+              <m:rad>
+                <m:radPr>
+                  <m:degHide m:val="on"/>
+                </m:radPr>
+                <m:deg/>
+                <m:e>
+                  <m:r>
+                    <m:t>5</m:t>
+                  </m:r>
+                </m:e>
+              </m:rad>
+              <m:r>
+                <m:rPr>
+                  <m:sty m:val="p"/>
+                </m:rPr>
+                <m:t>)</m:t>
+              </m:r>
+              <m:r>
+                <m:rPr>
+                  <m:sty m:val="p"/>
+                </m:rPr>
+                <m:t>(</m:t>
+              </m:r>
+              <m:r>
+                <m:rPr>
+                  <m:sty m:val="p"/>
+                </m:rPr>
+                <m:t>−</m:t>
+              </m:r>
+              <m:r>
+                <m:t>2</m:t>
+              </m:r>
+              <m:rad>
+                <m:radPr>
+                  <m:degHide m:val="on"/>
+                </m:radPr>
+                <m:deg/>
+                <m:e>
+                  <m:r>
+                    <m:t>3</m:t>
+                  </m:r>
+                </m:e>
+              </m:rad>
+              <m:r>
+                <m:rPr>
+                  <m:sty m:val="p"/>
+                </m:rPr>
+                <m:t>+</m:t>
+              </m:r>
+              <m:rad>
+                <m:radPr>
+                  <m:degHide m:val="on"/>
+                </m:radPr>
+                <m:deg/>
+                <m:e>
+                  <m:r>
+                    <m:t>5</m:t>
+                  </m:r>
+                </m:e>
+              </m:rad>
+              <m:r>
+                <m:rPr>
+                  <m:sty m:val="p"/>
+                </m:rPr>
+                <m:t>)</m:t>
+              </m:r>
             </m:den>
           </m:f>
         </m:oMath>
@@ -4439,143 +4469,149 @@
                   </m:r>
                 </m:e>
               </m:rad>
-              <m:d>
-                <m:dPr>
-                  <m:begChr m:val="("/>
-                  <m:sepChr m:val=""/>
-                  <m:endChr m:val=")"/>
-                  <m:grow/>
-                </m:dPr>
-                <m:e>
-                  <m:r>
-                    <m:rPr>
-                      <m:sty m:val="p"/>
-                    </m:rPr>
-                    <m:t>−</m:t>
-                  </m:r>
-                  <m:r>
-                    <m:t>2</m:t>
-                  </m:r>
-                  <m:rad>
-                    <m:radPr>
-                      <m:degHide m:val="on"/>
-                    </m:radPr>
-                    <m:deg/>
-                    <m:e>
-                      <m:r>
-                        <m:t>3</m:t>
-                      </m:r>
-                    </m:e>
-                  </m:rad>
-                  <m:r>
-                    <m:rPr>
-                      <m:sty m:val="p"/>
-                    </m:rPr>
-                    <m:t>+</m:t>
-                  </m:r>
-                  <m:rad>
-                    <m:radPr>
-                      <m:degHide m:val="on"/>
-                    </m:radPr>
-                    <m:deg/>
-                    <m:e>
-                      <m:r>
-                        <m:t>5</m:t>
-                      </m:r>
-                    </m:e>
-                  </m:rad>
-                </m:e>
-              </m:d>
+              <m:r>
+                <m:rPr>
+                  <m:sty m:val="p"/>
+                </m:rPr>
+                <m:t>(</m:t>
+              </m:r>
+              <m:r>
+                <m:rPr>
+                  <m:sty m:val="p"/>
+                </m:rPr>
+                <m:t>−</m:t>
+              </m:r>
+              <m:r>
+                <m:t>2</m:t>
+              </m:r>
+              <m:rad>
+                <m:radPr>
+                  <m:degHide m:val="on"/>
+                </m:radPr>
+                <m:deg/>
+                <m:e>
+                  <m:r>
+                    <m:t>3</m:t>
+                  </m:r>
+                </m:e>
+              </m:rad>
+              <m:r>
+                <m:rPr>
+                  <m:sty m:val="p"/>
+                </m:rPr>
+                <m:t>+</m:t>
+              </m:r>
+              <m:rad>
+                <m:radPr>
+                  <m:degHide m:val="on"/>
+                </m:radPr>
+                <m:deg/>
+                <m:e>
+                  <m:r>
+                    <m:t>5</m:t>
+                  </m:r>
+                </m:e>
+              </m:rad>
+              <m:r>
+                <m:rPr>
+                  <m:sty m:val="p"/>
+                </m:rPr>
+                <m:t>)</m:t>
+              </m:r>
             </m:num>
             <m:den>
-              <m:d>
-                <m:dPr>
-                  <m:begChr m:val="("/>
-                  <m:sepChr m:val=""/>
-                  <m:endChr m:val=")"/>
-                  <m:grow/>
-                </m:dPr>
-                <m:e>
-                  <m:r>
-                    <m:t>2</m:t>
-                  </m:r>
-                  <m:rad>
-                    <m:radPr>
-                      <m:degHide m:val="on"/>
-                    </m:radPr>
-                    <m:deg/>
-                    <m:e>
-                      <m:r>
-                        <m:t>3</m:t>
-                      </m:r>
-                    </m:e>
-                  </m:rad>
-                  <m:r>
-                    <m:rPr>
-                      <m:sty m:val="p"/>
-                    </m:rPr>
-                    <m:t>+</m:t>
-                  </m:r>
-                  <m:rad>
-                    <m:radPr>
-                      <m:degHide m:val="on"/>
-                    </m:radPr>
-                    <m:deg/>
-                    <m:e>
-                      <m:r>
-                        <m:t>5</m:t>
-                      </m:r>
-                    </m:e>
-                  </m:rad>
-                </m:e>
-              </m:d>
-              <m:d>
-                <m:dPr>
-                  <m:begChr m:val="("/>
-                  <m:sepChr m:val=""/>
-                  <m:endChr m:val=")"/>
-                  <m:grow/>
-                </m:dPr>
-                <m:e>
-                  <m:r>
-                    <m:rPr>
-                      <m:sty m:val="p"/>
-                    </m:rPr>
-                    <m:t>−</m:t>
-                  </m:r>
-                  <m:r>
-                    <m:t>2</m:t>
-                  </m:r>
-                  <m:rad>
-                    <m:radPr>
-                      <m:degHide m:val="on"/>
-                    </m:radPr>
-                    <m:deg/>
-                    <m:e>
-                      <m:r>
-                        <m:t>3</m:t>
-                      </m:r>
-                    </m:e>
-                  </m:rad>
-                  <m:r>
-                    <m:rPr>
-                      <m:sty m:val="p"/>
-                    </m:rPr>
-                    <m:t>+</m:t>
-                  </m:r>
-                  <m:rad>
-                    <m:radPr>
-                      <m:degHide m:val="on"/>
-                    </m:radPr>
-                    <m:deg/>
-                    <m:e>
-                      <m:r>
-                        <m:t>5</m:t>
-                      </m:r>
-                    </m:e>
-                  </m:rad>
-                </m:e>
-              </m:d>
+              <m:r>
+                <m:rPr>
+                  <m:sty m:val="p"/>
+                </m:rPr>
+                <m:t>(</m:t>
+              </m:r>
+              <m:r>
+                <m:t>2</m:t>
+              </m:r>
+              <m:rad>
+                <m:radPr>
+                  <m:degHide m:val="on"/>
+                </m:radPr>
+                <m:deg/>
+                <m:e>
+                  <m:r>
+                    <m:t>3</m:t>
+                  </m:r>
+                </m:e>
+              </m:rad>
+              <m:r>
+                <m:rPr>
+                  <m:sty m:val="p"/>
+                </m:rPr>
+                <m:t>+</m:t>
+              </m:r>
+              <m:rad>
+                <m:radPr>
+                  <m:degHide m:val="on"/>
+                </m:radPr>
+                <m:deg/>
+                <m:e>
+                  <m:r>
+                    <m:t>5</m:t>
+                  </m:r>
+                </m:e>
+              </m:rad>
+              <m:r>
+                <m:rPr>
+                  <m:sty m:val="p"/>
+                </m:rPr>
+                <m:t>)</m:t>
+              </m:r>
+              <m:r>
+                <m:rPr>
+                  <m:sty m:val="p"/>
+                </m:rPr>
+                <m:t>(</m:t>
+              </m:r>
+              <m:r>
+                <m:rPr>
+                  <m:sty m:val="p"/>
+                </m:rPr>
+                <m:t>−</m:t>
+              </m:r>
+              <m:r>
+                <m:t>2</m:t>
+              </m:r>
+              <m:rad>
+                <m:radPr>
+                  <m:degHide m:val="on"/>
+                </m:radPr>
+                <m:deg/>
+                <m:e>
+                  <m:r>
+                    <m:t>3</m:t>
+                  </m:r>
+                </m:e>
+              </m:rad>
+              <m:r>
+                <m:rPr>
+                  <m:sty m:val="p"/>
+                </m:rPr>
+                <m:t>+</m:t>
+              </m:r>
+              <m:rad>
+                <m:radPr>
+                  <m:degHide m:val="on"/>
+                </m:radPr>
+                <m:deg/>
+                <m:e>
+                  <m:r>
+                    <m:t>5</m:t>
+                  </m:r>
+                </m:e>
+              </m:rad>
+              <m:r>
+                <m:rPr>
+                  <m:sty m:val="p"/>
+                </m:rPr>
+                <m:t>)</m:t>
+              </m:r>
             </m:den>
           </m:f>
           <m:r>
@@ -4600,163 +4636,169 @@
                   </m:r>
                 </m:e>
               </m:rad>
-              <m:d>
-                <m:dPr>
-                  <m:begChr m:val="("/>
-                  <m:sepChr m:val=""/>
-                  <m:endChr m:val=")"/>
-                  <m:grow/>
-                </m:dPr>
+              <m:r>
+                <m:rPr>
+                  <m:sty m:val="p"/>
+                </m:rPr>
+                <m:t>(</m:t>
+              </m:r>
+              <m:r>
+                <m:rPr>
+                  <m:sty m:val="p"/>
+                </m:rPr>
+                <m:t>−</m:t>
+              </m:r>
+              <m:r>
+                <m:t>2</m:t>
+              </m:r>
+              <m:rad>
+                <m:radPr>
+                  <m:degHide m:val="on"/>
+                </m:radPr>
+                <m:deg/>
+                <m:e>
+                  <m:r>
+                    <m:t>3</m:t>
+                  </m:r>
+                </m:e>
+              </m:rad>
+              <m:r>
+                <m:rPr>
+                  <m:sty m:val="p"/>
+                </m:rPr>
+                <m:t>+</m:t>
+              </m:r>
+              <m:rad>
+                <m:radPr>
+                  <m:degHide m:val="on"/>
+                </m:radPr>
+                <m:deg/>
+                <m:e>
+                  <m:r>
+                    <m:t>5</m:t>
+                  </m:r>
+                </m:e>
+              </m:rad>
+              <m:r>
+                <m:rPr>
+                  <m:sty m:val="p"/>
+                </m:rPr>
+                <m:t>)</m:t>
+              </m:r>
+            </m:num>
+            <m:den>
+              <m:r>
+                <m:rPr>
+                  <m:sty m:val="p"/>
+                </m:rPr>
+                <m:t>−</m:t>
+              </m:r>
+              <m:r>
+                <m:rPr>
+                  <m:sty m:val="p"/>
+                </m:rPr>
+                <m:t>(</m:t>
+              </m:r>
+              <m:r>
+                <m:t>2</m:t>
+              </m:r>
+              <m:rad>
+                <m:radPr>
+                  <m:degHide m:val="on"/>
+                </m:radPr>
+                <m:deg/>
+                <m:e>
+                  <m:r>
+                    <m:t>3</m:t>
+                  </m:r>
+                </m:e>
+              </m:rad>
+              <m:sSup>
                 <m:e>
                   <m:r>
                     <m:rPr>
                       <m:sty m:val="p"/>
                     </m:rPr>
-                    <m:t>−</m:t>
-                  </m:r>
+                    <m:t>)</m:t>
+                  </m:r>
+                </m:e>
+                <m:sup>
                   <m:r>
                     <m:t>2</m:t>
                   </m:r>
-                  <m:rad>
-                    <m:radPr>
-                      <m:degHide m:val="on"/>
-                    </m:radPr>
-                    <m:deg/>
-                    <m:e>
-                      <m:r>
-                        <m:t>3</m:t>
-                      </m:r>
-                    </m:e>
-                  </m:rad>
+                </m:sup>
+              </m:sSup>
+              <m:r>
+                <m:rPr>
+                  <m:sty m:val="p"/>
+                </m:rPr>
+                <m:t>+</m:t>
+              </m:r>
+              <m:r>
+                <m:t>2</m:t>
+              </m:r>
+              <m:rad>
+                <m:radPr>
+                  <m:degHide m:val="on"/>
+                </m:radPr>
+                <m:deg/>
+                <m:e>
+                  <m:r>
+                    <m:t>15</m:t>
+                  </m:r>
+                </m:e>
+              </m:rad>
+              <m:r>
+                <m:rPr>
+                  <m:sty m:val="p"/>
+                </m:rPr>
+                <m:t>−</m:t>
+              </m:r>
+              <m:r>
+                <m:t>2</m:t>
+              </m:r>
+              <m:rad>
+                <m:radPr>
+                  <m:degHide m:val="on"/>
+                </m:radPr>
+                <m:deg/>
+                <m:e>
+                  <m:r>
+                    <m:t>15</m:t>
+                  </m:r>
+                </m:e>
+              </m:rad>
+              <m:r>
+                <m:rPr>
+                  <m:sty m:val="p"/>
+                </m:rPr>
+                <m:t>+</m:t>
+              </m:r>
+              <m:r>
+                <m:rPr>
+                  <m:sty m:val="p"/>
+                </m:rPr>
+                <m:t>(</m:t>
+              </m:r>
+              <m:rad>
+                <m:radPr>
+                  <m:degHide m:val="on"/>
+                </m:radPr>
+                <m:deg/>
+                <m:e>
+                  <m:r>
+                    <m:t>5</m:t>
+                  </m:r>
+                </m:e>
+              </m:rad>
+              <m:sSup>
+                <m:e>
                   <m:r>
                     <m:rPr>
                       <m:sty m:val="p"/>
                     </m:rPr>
-                    <m:t>+</m:t>
-                  </m:r>
-                  <m:rad>
-                    <m:radPr>
-                      <m:degHide m:val="on"/>
-                    </m:radPr>
-                    <m:deg/>
-                    <m:e>
-                      <m:r>
-                        <m:t>5</m:t>
-                      </m:r>
-                    </m:e>
-                  </m:rad>
-                </m:e>
-              </m:d>
-            </m:num>
-            <m:den>
-              <m:r>
-                <m:rPr>
-                  <m:sty m:val="p"/>
-                </m:rPr>
-                <m:t>−</m:t>
-              </m:r>
-              <m:sSup>
-                <m:e>
-                  <m:d>
-                    <m:dPr>
-                      <m:begChr m:val="("/>
-                      <m:sepChr m:val=""/>
-                      <m:endChr m:val=")"/>
-                      <m:grow/>
-                    </m:dPr>
-                    <m:e>
-                      <m:r>
-                        <m:t>2</m:t>
-                      </m:r>
-                      <m:rad>
-                        <m:radPr>
-                          <m:degHide m:val="on"/>
-                        </m:radPr>
-                        <m:deg/>
-                        <m:e>
-                          <m:r>
-                            <m:t>3</m:t>
-                          </m:r>
-                        </m:e>
-                      </m:rad>
-                    </m:e>
-                  </m:d>
-                </m:e>
-                <m:sup>
-                  <m:r>
-                    <m:t>2</m:t>
-                  </m:r>
-                </m:sup>
-              </m:sSup>
-              <m:r>
-                <m:rPr>
-                  <m:sty m:val="p"/>
-                </m:rPr>
-                <m:t>+</m:t>
-              </m:r>
-              <m:r>
-                <m:t>2</m:t>
-              </m:r>
-              <m:rad>
-                <m:radPr>
-                  <m:degHide m:val="on"/>
-                </m:radPr>
-                <m:deg/>
-                <m:e>
-                  <m:r>
-                    <m:t>15</m:t>
-                  </m:r>
-                </m:e>
-              </m:rad>
-              <m:r>
-                <m:rPr>
-                  <m:sty m:val="p"/>
-                </m:rPr>
-                <m:t>−</m:t>
-              </m:r>
-              <m:r>
-                <m:t>2</m:t>
-              </m:r>
-              <m:rad>
-                <m:radPr>
-                  <m:degHide m:val="on"/>
-                </m:radPr>
-                <m:deg/>
-                <m:e>
-                  <m:r>
-                    <m:t>15</m:t>
-                  </m:r>
-                </m:e>
-              </m:rad>
-              <m:r>
-                <m:rPr>
-                  <m:sty m:val="p"/>
-                </m:rPr>
-                <m:t>+</m:t>
-              </m:r>
-              <m:sSup>
-                <m:e>
-                  <m:d>
-                    <m:dPr>
-                      <m:begChr m:val="("/>
-                      <m:sepChr m:val=""/>
-                      <m:endChr m:val=")"/>
-                      <m:grow/>
-                    </m:dPr>
-                    <m:e>
-                      <m:rad>
-                        <m:radPr>
-                          <m:degHide m:val="on"/>
-                        </m:radPr>
-                        <m:deg/>
-                        <m:e>
-                          <m:r>
-                            <m:t>5</m:t>
-                          </m:r>
-                        </m:e>
-                      </m:rad>
-                    </m:e>
-                  </m:d>
+                    <m:t>)</m:t>
+                  </m:r>
                 </m:e>
                 <m:sup>
                   <m:r>
@@ -4802,163 +4844,169 @@
                   </m:r>
                 </m:e>
               </m:rad>
-              <m:d>
-                <m:dPr>
-                  <m:begChr m:val="("/>
-                  <m:sepChr m:val=""/>
-                  <m:endChr m:val=")"/>
-                  <m:grow/>
-                </m:dPr>
+              <m:r>
+                <m:rPr>
+                  <m:sty m:val="p"/>
+                </m:rPr>
+                <m:t>(</m:t>
+              </m:r>
+              <m:r>
+                <m:rPr>
+                  <m:sty m:val="p"/>
+                </m:rPr>
+                <m:t>−</m:t>
+              </m:r>
+              <m:r>
+                <m:t>2</m:t>
+              </m:r>
+              <m:rad>
+                <m:radPr>
+                  <m:degHide m:val="on"/>
+                </m:radPr>
+                <m:deg/>
+                <m:e>
+                  <m:r>
+                    <m:t>3</m:t>
+                  </m:r>
+                </m:e>
+              </m:rad>
+              <m:r>
+                <m:rPr>
+                  <m:sty m:val="p"/>
+                </m:rPr>
+                <m:t>+</m:t>
+              </m:r>
+              <m:rad>
+                <m:radPr>
+                  <m:degHide m:val="on"/>
+                </m:radPr>
+                <m:deg/>
+                <m:e>
+                  <m:r>
+                    <m:t>5</m:t>
+                  </m:r>
+                </m:e>
+              </m:rad>
+              <m:r>
+                <m:rPr>
+                  <m:sty m:val="p"/>
+                </m:rPr>
+                <m:t>)</m:t>
+              </m:r>
+            </m:num>
+            <m:den>
+              <m:r>
+                <m:rPr>
+                  <m:sty m:val="p"/>
+                </m:rPr>
+                <m:t>−</m:t>
+              </m:r>
+              <m:r>
+                <m:rPr>
+                  <m:sty m:val="p"/>
+                </m:rPr>
+                <m:t>(</m:t>
+              </m:r>
+              <m:r>
+                <m:t>2</m:t>
+              </m:r>
+              <m:rad>
+                <m:radPr>
+                  <m:degHide m:val="on"/>
+                </m:radPr>
+                <m:deg/>
+                <m:e>
+                  <m:r>
+                    <m:t>3</m:t>
+                  </m:r>
+                </m:e>
+              </m:rad>
+              <m:sSup>
                 <m:e>
                   <m:r>
                     <m:rPr>
                       <m:sty m:val="p"/>
                     </m:rPr>
-                    <m:t>−</m:t>
-                  </m:r>
+                    <m:t>)</m:t>
+                  </m:r>
+                </m:e>
+                <m:sup>
                   <m:r>
                     <m:t>2</m:t>
                   </m:r>
-                  <m:rad>
-                    <m:radPr>
-                      <m:degHide m:val="on"/>
-                    </m:radPr>
-                    <m:deg/>
-                    <m:e>
-                      <m:r>
-                        <m:t>3</m:t>
-                      </m:r>
-                    </m:e>
-                  </m:rad>
+                </m:sup>
+              </m:sSup>
+              <m:r>
+                <m:rPr>
+                  <m:sty m:val="p"/>
+                </m:rPr>
+                <m:t>+</m:t>
+              </m:r>
+              <m:r>
+                <m:t>2</m:t>
+              </m:r>
+              <m:rad>
+                <m:radPr>
+                  <m:degHide m:val="on"/>
+                </m:radPr>
+                <m:deg/>
+                <m:e>
+                  <m:r>
+                    <m:t>15</m:t>
+                  </m:r>
+                </m:e>
+              </m:rad>
+              <m:r>
+                <m:rPr>
+                  <m:sty m:val="p"/>
+                </m:rPr>
+                <m:t>−</m:t>
+              </m:r>
+              <m:r>
+                <m:t>2</m:t>
+              </m:r>
+              <m:rad>
+                <m:radPr>
+                  <m:degHide m:val="on"/>
+                </m:radPr>
+                <m:deg/>
+                <m:e>
+                  <m:r>
+                    <m:t>15</m:t>
+                  </m:r>
+                </m:e>
+              </m:rad>
+              <m:r>
+                <m:rPr>
+                  <m:sty m:val="p"/>
+                </m:rPr>
+                <m:t>+</m:t>
+              </m:r>
+              <m:r>
+                <m:rPr>
+                  <m:sty m:val="p"/>
+                </m:rPr>
+                <m:t>(</m:t>
+              </m:r>
+              <m:rad>
+                <m:radPr>
+                  <m:degHide m:val="on"/>
+                </m:radPr>
+                <m:deg/>
+                <m:e>
+                  <m:r>
+                    <m:t>5</m:t>
+                  </m:r>
+                </m:e>
+              </m:rad>
+              <m:sSup>
+                <m:e>
                   <m:r>
                     <m:rPr>
                       <m:sty m:val="p"/>
                     </m:rPr>
-                    <m:t>+</m:t>
-                  </m:r>
-                  <m:rad>
-                    <m:radPr>
-                      <m:degHide m:val="on"/>
-                    </m:radPr>
-                    <m:deg/>
-                    <m:e>
-                      <m:r>
-                        <m:t>5</m:t>
-                      </m:r>
-                    </m:e>
-                  </m:rad>
-                </m:e>
-              </m:d>
-            </m:num>
-            <m:den>
-              <m:r>
-                <m:rPr>
-                  <m:sty m:val="p"/>
-                </m:rPr>
-                <m:t>−</m:t>
-              </m:r>
-              <m:sSup>
-                <m:e>
-                  <m:d>
-                    <m:dPr>
-                      <m:begChr m:val="("/>
-                      <m:sepChr m:val=""/>
-                      <m:endChr m:val=")"/>
-                      <m:grow/>
-                    </m:dPr>
-                    <m:e>
-                      <m:r>
-                        <m:t>2</m:t>
-                      </m:r>
-                      <m:rad>
-                        <m:radPr>
-                          <m:degHide m:val="on"/>
-                        </m:radPr>
-                        <m:deg/>
-                        <m:e>
-                          <m:r>
-                            <m:t>3</m:t>
-                          </m:r>
-                        </m:e>
-                      </m:rad>
-                    </m:e>
-                  </m:d>
-                </m:e>
-                <m:sup>
-                  <m:r>
-                    <m:t>2</m:t>
-                  </m:r>
-                </m:sup>
-              </m:sSup>
-              <m:r>
-                <m:rPr>
-                  <m:sty m:val="p"/>
-                </m:rPr>
-                <m:t>+</m:t>
-              </m:r>
-              <m:r>
-                <m:t>2</m:t>
-              </m:r>
-              <m:rad>
-                <m:radPr>
-                  <m:degHide m:val="on"/>
-                </m:radPr>
-                <m:deg/>
-                <m:e>
-                  <m:r>
-                    <m:t>15</m:t>
-                  </m:r>
-                </m:e>
-              </m:rad>
-              <m:r>
-                <m:rPr>
-                  <m:sty m:val="p"/>
-                </m:rPr>
-                <m:t>−</m:t>
-              </m:r>
-              <m:r>
-                <m:t>2</m:t>
-              </m:r>
-              <m:rad>
-                <m:radPr>
-                  <m:degHide m:val="on"/>
-                </m:radPr>
-                <m:deg/>
-                <m:e>
-                  <m:r>
-                    <m:t>15</m:t>
-                  </m:r>
-                </m:e>
-              </m:rad>
-              <m:r>
-                <m:rPr>
-                  <m:sty m:val="p"/>
-                </m:rPr>
-                <m:t>+</m:t>
-              </m:r>
-              <m:sSup>
-                <m:e>
-                  <m:d>
-                    <m:dPr>
-                      <m:begChr m:val="("/>
-                      <m:sepChr m:val=""/>
-                      <m:endChr m:val=")"/>
-                      <m:grow/>
-                    </m:dPr>
-                    <m:e>
-                      <m:rad>
-                        <m:radPr>
-                          <m:degHide m:val="on"/>
-                        </m:radPr>
-                        <m:deg/>
-                        <m:e>
-                          <m:r>
-                            <m:t>5</m:t>
-                          </m:r>
-                        </m:e>
-                      </m:rad>
-                    </m:e>
-                  </m:d>
+                    <m:t>)</m:t>
+                  </m:r>
                 </m:e>
                 <m:sup>
                   <m:r>
@@ -5030,19 +5078,21 @@
               <m:r>
                 <m:t>4</m:t>
               </m:r>
-              <m:d>
-                <m:dPr>
-                  <m:begChr m:val="("/>
-                  <m:sepChr m:val=""/>
-                  <m:endChr m:val=")"/>
-                  <m:grow/>
-                </m:dPr>
-                <m:e>
-                  <m:r>
-                    <m:t>3</m:t>
-                  </m:r>
-                </m:e>
-              </m:d>
+              <m:r>
+                <m:rPr>
+                  <m:sty m:val="p"/>
+                </m:rPr>
+                <m:t>(</m:t>
+              </m:r>
+              <m:r>
+                <m:t>3</m:t>
+              </m:r>
+              <m:r>
+                <m:rPr>
+                  <m:sty m:val="p"/>
+                </m:rPr>
+                <m:t>)</m:t>
+              </m:r>
             </m:den>
           </m:f>
         </m:oMath>
@@ -5121,19 +5171,21 @@
               <m:r>
                 <m:t>4</m:t>
               </m:r>
-              <m:d>
-                <m:dPr>
-                  <m:begChr m:val="("/>
-                  <m:sepChr m:val=""/>
-                  <m:endChr m:val=")"/>
-                  <m:grow/>
-                </m:dPr>
-                <m:e>
-                  <m:r>
-                    <m:t>3</m:t>
-                  </m:r>
-                </m:e>
-              </m:d>
+              <m:r>
+                <m:rPr>
+                  <m:sty m:val="p"/>
+                </m:rPr>
+                <m:t>(</m:t>
+              </m:r>
+              <m:r>
+                <m:t>3</m:t>
+              </m:r>
+              <m:r>
+                <m:rPr>
+                  <m:sty m:val="p"/>
+                </m:rPr>
+                <m:t>)</m:t>
+              </m:r>
             </m:den>
           </m:f>
           <m:r>
@@ -5520,8 +5572,8 @@
         </w:pict>
       </w:r>
     </w:p>
-    <w:bookmarkEnd w:id="23"/>
-    <w:bookmarkStart w:id="25" w:name="version-history-and-licensing"/>
+    <w:bookmarkEnd w:id="12"/>
+    <w:bookmarkStart w:id="14" w:name="version-history-and-licensing"/>
     <w:p>
       <w:pPr>
         <w:pStyle w:val="Heading2"/>
@@ -5542,7 +5594,7 @@
       <w:pPr>
         <w:pStyle w:val="BodyText"/>
       </w:pPr>
-      <w:hyperlink r:id="rId24">
+      <w:hyperlink r:id="rId13">
         <w:r>
           <w:rPr>
             <w:rStyle w:val="Hyperlink"/>
@@ -5551,7 +5603,7 @@
         </w:r>
       </w:hyperlink>
     </w:p>
-    <w:bookmarkEnd w:id="25"/>
+    <w:bookmarkEnd w:id="14"/>
     <w:sectPr>
       <w:pgSz w:h="15840" w:w="12240"/>
       <w:pgMar w:bottom="1440" w:footer="720" w:gutter="0" w:header="720" w:left="1440" w:right="1440" w:top="1440"/>
